--- a/example_articles/gender/Unspecified/5.gender_Unspecified_Other_publisher.docx
+++ b/example_articles/gender/Unspecified/5.gender_Unspecified_Other_publisher.docx
@@ -29,17 +29,17 @@
     </w:p>
     <w:p>
       <w:r>
-        <w:t>Source File: Other publishers/Files (500) (18).DOCX</w:t>
+        <w:t>Source file: Other publishers/Files (500) (18).DOCX</w:t>
       </w:r>
     </w:p>
     <w:p>
       <w:r>
-        <w:t>Raw gender result: NA</w:t>
+        <w:t>Raw gender result, 'gender': NA</w:t>
       </w:r>
     </w:p>
     <w:p>
       <w:r>
-        <w:t>gender_stand (Standardized): Unspecified</w:t>
+        <w:t>Standardized gender result, 'gender_stand': Unspecified</w:t>
       </w:r>
     </w:p>
     <w:p>

--- a/example_articles/gender/Unspecified/5.gender_Unspecified_Other_publisher.docx
+++ b/example_articles/gender/Unspecified/5.gender_Unspecified_Other_publisher.docx
@@ -7,9 +7,7 @@
         <w:pStyle w:val="Heading1"/>
       </w:pPr>
       <w:r>
-        <w:t>NEW SERIES;</w:t>
-        <w:br/>
-        <w:t>Flabby jokes weigh down demeaning 'Babes'</w:t>
+        <w:t>MOVIES</w:t>
       </w:r>
     </w:p>
     <w:p>
@@ -19,17 +17,17 @@
     </w:p>
     <w:p>
       <w:r>
-        <w:t>Date: 1990-09-13</w:t>
+        <w:t>Date: 1990-02-23</w:t>
       </w:r>
     </w:p>
     <w:p>
       <w:r>
-        <w:t>Section: LIFE; Pg. 3D; Television; TV Preview</w:t>
+        <w:t>Section: LIFE; Pg. 3D; Television and Video; Movies</w:t>
       </w:r>
     </w:p>
     <w:p>
       <w:r>
-        <w:t>Source file: Other publishers/Files (500) (18).DOCX</w:t>
+        <w:t>Source file: Other publishers/Files (500) (24).DOCX</w:t>
       </w:r>
     </w:p>
     <w:p>
@@ -51,41 +49,31 @@
     </w:p>
     <w:p>
       <w:r>
-        <w:t>Babes</w:t>
+        <w:t>NEW IN STORES</w:t>
         <w:br/>
-        <w:t>Fox</w:t>
-        <w:br/>
-        <w:t>Tonight, 8: 30 EDT/PDT</w:t>
+        <w:t>Pal Joey ### 1/2 (1957, RCA/Columbia, $ 19.95): Lovers of the play justifiably picked this apart, but one all-equalizing fact remains: This is the film that preserves Frank Sinatra's best screen voice - and performing Nelson Riddle arrangements of Rodgers and Hart at that. Originally a John O'Hara short-story collection, then the 1940 stage hit that launched Gene Kelly, Joey arrived on screen with sexual content laundered - ditto for the title heel's personality. Respectively billed first and third were Columbia's hall-of-fame sex queens; Rita Hayworth (then on her way out) plays an ex- stripper and San Francisco society matron, while Kim Novak (getting the big studio push) is an innocent chorus girl. The last third is soft, and I wish director George Sidney didn't sink the numbers with stupid reaction shots; Joey is fun, though, even when Frank isn't singing - and when he does, you get The Lady Is a Tramp, I Could Write a Book and more. Consumer query: Why wasn't Capitol's fake-stereo soundtrack-CD restored to monophonic?</w:t>
         <w:br/>
         <w:t xml:space="preserve"> </w:t>
         <w:br/>
-        <w:t xml:space="preserve"> You've heard of hog heaven. Enter Hog Hell.</w:t>
+        <w:t>Cover Girl ### 1/2 (1944, RCA/Columbia, $ 19.95): The prototypical Rita Hayworth musical - Jerome Kern/Ira Gershwin score, knockout decor and cinematography, and a dopey script. The last doesn't matter too much, since this film also ''made'' Gene Kelly on screen - thanks, in part, to a famed ''alter ego'' dance that he rates as the trickiest of his career. Periodic color glitches aside, this (like Pal Joey) is one</w:t>
         <w:br/>
-        <w:t>With less wit than you could fit on a Wheat Thin, Babes wants to have its pound cake and eat it, too.</w:t>
+        <w:t>Still Lives ### 1/2 (1989, IVE, $ 89.95): A bleak but beautiful autobiographical work. Director Terence Davies counterpoints the wretched existence of a working-class Liverpool clan by having members break into some of the most puerile pop hits of the 1950s. The effect is wearying, but this is still one of '89's most subliminally powerful films, a deserved inclusion on many 10-best lists. Use of color is unusual, the final shot unforgettable.</w:t>
         <w:br/>
-        <w:t>This typically vulgar - and thus destined to draw a crowd - Fox sitcom abandons three extremely appealing actresses in cheap-joke claptrap. Those involved in this horror say they're hoping to boost self-esteem among couch- potato voluptuaries seeking sensual role models.</w:t>
+        <w:t xml:space="preserve"> </w:t>
         <w:br/>
-        <w:t>That might work if we can believe that Laverne &amp; Shirley's main function was as a paean to working-class women.</w:t>
+        <w:t xml:space="preserve"> Il Bidone ### 1/2 (1955, Connoisseur, $ 69.95): If you can survive Broderick Crawford dubbed into Italian, here's an unjustly overlooked Fellini movie about three con men who don priests' garb to bilk naive villagers; one extended party scene proves (again) that Fellini had mastered his craft by the mid-'50s. Richard Basehart and Giulietta Masina (Mrs. Fellini) co-star; they, of course, - were in the legendary opener of the La Strada/Bidone/Nights of Cabiria trilogy.</w:t>
         <w:br/>
-        <w:t>Babes is similarly broad, a slapstick buddy show, but one with gags that stick in the gullet.</w:t>
+        <w:t xml:space="preserve"> </w:t>
         <w:br/>
-        <w:t>In the funniest - but characteristically cruel - line, a receptionist snaps ''What is this, Fantasia?'' when she sees the three extra-wide sisters. Before the scene's over, one gets a chair stuck to her bottom.</w:t>
+        <w:t>Macario ### (1960, Connoisseur, $ 59.95): An irresistible fable, very well told, about a woodcutter who cuts a deal with ''Death'' to benefit his large family. Three points of interest: 1) This Oscar nominee was, at the time of its release, the most honored Mexican film since Luis Bunuel's 1950 all-timer Los Olvidados; 2) the original story is by B. Traven, the elusive, mysterious author of The Treasure of the Sierra Madre; 3) the film offers U.S. audiences a rare second opportunity to see Pina Pellicer, the suicide (at 24) who starred opposite Marlon Brando in One-Eyed Jacks.</w:t>
         <w:br/>
-        <w:t>This is hippo humor, hardly hip - no matter how good-natured and self- supportive the babes are about it.</w:t>
+        <w:t xml:space="preserve"> </w:t>
         <w:br/>
-        <w:t>Lighten up, you say? It's not as if this subject is exactly fresh. Hairspray, and its star Ricki Lake, already trumpeted the dignity of overweight divas. No amount of happy-ending sitcom fluff obscures the fact this is demeaning junk.</w:t>
+        <w:t xml:space="preserve"> The Package # 1/2 (1989, Orion, $ 89.98): The forgettable title refers to a mercenary Army vet entrusted to Sarge Gene Hackman, who's soon caught up in international intrigue. Even if The Manchurian Candidate weren't back in circulation, there'd be no reason to catch this scavenger of it and other better movies; it is, though, so don't bother.</w:t>
         <w:br/>
-        <w:t>It's a real waste of accomplished clown Wendie Jo Sperber, a raspy dynamo who serves as the trio's well-adjusted cheerleader. Lesley Boone as her insecure kid sister and Susan Peretz as the cantankerous oldest sis are fine, and they sustain an energetically giggly rhythm that's often fetching.</w:t>
+        <w:t xml:space="preserve"> TOP MOVIE RENTALS</w:t>
         <w:br/>
-        <w:t>But does a breaking bed break you up? How about pouring a whole box of cereal into a salad bowl, and shoveling it in with a wooden spoon? Not to mention randy sex talk, and retorts like ''Who you calling porker, buttface?''</w:t>
-        <w:br/>
-        <w:t>''You can't judge a present by the size of the box,'' the sisters are known to say. Perhaps not, but you can judge a show by the quality of its humor.</w:t>
-        <w:br/>
-        <w:t>Besides the ill-used ladies, there are two vile gay caricatures who mimic each other's mincing, and a curvy bimbo so dumb she can't figure which end of her pencil to use.</w:t>
-        <w:br/>
-        <w:t>Although the stars are gems, out of the loud mouths of Babes comes germs.</w:t>
-        <w:br/>
-        <w:t>- Fall preview, 5-8D</w:t>
+        <w:t>Source: Billboard Publications</w:t>
         <w:br/>
         <w:br/>
         <w:t>Graphic</w:t>
@@ -93,11 +81,11 @@
         <w:br/>
         <w:t xml:space="preserve"> </w:t>
         <w:br/>
-        <w:t>PHOTO; b/w (Television Programs, Babes)</w:t>
+        <w:t>b/w, Source: Billboard Publications (chart); PHOTO; b/w, AP (Frank Sinatra)</w:t>
         <w:br/>
         <w:t xml:space="preserve"> </w:t>
         <w:br/>
-        <w:t>CUTLINE: BROAD SISTERS: Susan Peretz, top, Wendie Jo Sperber and Lesley Boone</w:t>
+        <w:t>CUTLINE: FRANK SINATRA: He's in fine voice in 'Pal Joey.'</w:t>
       </w:r>
     </w:p>
     <w:sectPr>

--- a/example_articles/gender/Unspecified/5.gender_Unspecified_Other_publisher.docx
+++ b/example_articles/gender/Unspecified/5.gender_Unspecified_Other_publisher.docx
@@ -7,7 +7,7 @@
         <w:pStyle w:val="Heading1"/>
       </w:pPr>
       <w:r>
-        <w:t>MOVIES</w:t>
+        <w:t>U.S. policy evolving amid Islamist victories</w:t>
       </w:r>
     </w:p>
     <w:p>
@@ -17,17 +17,17 @@
     </w:p>
     <w:p>
       <w:r>
-        <w:t>Date: 1990-02-23</w:t>
+        <w:t>Date: 2012-07-09</w:t>
       </w:r>
     </w:p>
     <w:p>
       <w:r>
-        <w:t>Section: LIFE; Pg. 3D; Television and Video; Movies</w:t>
+        <w:t>Section: NEWS; Pg. 7A</w:t>
       </w:r>
     </w:p>
     <w:p>
       <w:r>
-        <w:t>Source file: Other publishers/Files (500) (24).DOCX</w:t>
+        <w:t>Source file: Other publishers/Files (500) (17).DOCX</w:t>
       </w:r>
     </w:p>
     <w:p>
@@ -49,31 +49,47 @@
     </w:p>
     <w:p>
       <w:r>
-        <w:t>NEW IN STORES</w:t>
+        <w:t>The victories of Islamic parties in Egypt and elsewhere have forced the United States to embark on an untested strategy to engage with groups that have historically been hostile to American interests, analysts say.</w:t>
         <w:br/>
-        <w:t>Pal Joey ### 1/2 (1957, RCA/Columbia, $ 19.95): Lovers of the play justifiably picked this apart, but one all-equalizing fact remains: This is the film that preserves Frank Sinatra's best screen voice - and performing Nelson Riddle arrangements of Rodgers and Hart at that. Originally a John O'Hara short-story collection, then the 1940 stage hit that launched Gene Kelly, Joey arrived on screen with sexual content laundered - ditto for the title heel's personality. Respectively billed first and third were Columbia's hall-of-fame sex queens; Rita Hayworth (then on her way out) plays an ex- stripper and San Francisco society matron, while Kim Novak (getting the big studio push) is an innocent chorus girl. The last third is soft, and I wish director George Sidney didn't sink the numbers with stupid reaction shots; Joey is fun, though, even when Frank isn't singing - and when he does, you get The Lady Is a Tramp, I Could Write a Book and more. Consumer query: Why wasn't Capitol's fake-stereo soundtrack-CD restored to monophonic?</w:t>
+        <w:t>"From a U.S. perspective, we have no choice but to deal with the Muslim Brotherhood," says Shadi Hamid, an analyst at the Brookings Doha Center, a think tank in Qatar.  "I don't see what the alternative is."</w:t>
         <w:br/>
-        <w:t xml:space="preserve"> </w:t>
+        <w:t>In the latest triumph for Islamist groups, Mohammed Morsi of the Muslim Brotherhood was elected president in Egypt last month.</w:t>
         <w:br/>
-        <w:t>Cover Girl ### 1/2 (1944, RCA/Columbia, $ 19.95): The prototypical Rita Hayworth musical - Jerome Kern/Ira Gershwin score, knockout decor and cinematography, and a dopey script. The last doesn't matter too much, since this film also ''made'' Gene Kelly on screen - thanks, in part, to a famed ''alter ego'' dance that he rates as the trickiest of his career. Periodic color glitches aside, this (like Pal Joey) is one</w:t>
+        <w:t>Islamist groups have also emerged strong in Tunisia, where the government is led by the Islamist party Ennahda,  and in Libya, where an Islamist party ran in elections Saturday, though the results were not yet known.</w:t>
         <w:br/>
-        <w:t>Still Lives ### 1/2 (1989, IVE, $ 89.95): A bleak but beautiful autobiographical work. Director Terence Davies counterpoints the wretched existence of a working-class Liverpool clan by having members break into some of the most puerile pop hits of the 1950s. The effect is wearying, but this is still one of '89's most subliminally powerful films, a deserved inclusion on many 10-best lists. Use of color is unusual, the final shot unforgettable.</w:t>
+        <w:t>Although the U.S. has had good relations with regimes where political Islam is prevalent, such as in Saudi Arabia, its policy toward Islamist groups that are ousting long-standing regimes or pressuring them to change is evolving.</w:t>
         <w:br/>
-        <w:t xml:space="preserve"> </w:t>
+        <w:t>"There's been a sea change in U.S. policy toward the Brotherhood," says James Phillips, a Middle East analyst at the Heritage Foundation, a think tank.</w:t>
         <w:br/>
-        <w:t xml:space="preserve"> Il Bidone ### 1/2 (1955, Connoisseur, $ 69.95): If you can survive Broderick Crawford dubbed into Italian, here's an unjustly overlooked Fellini movie about three con men who don priests' garb to bilk naive villagers; one extended party scene proves (again) that Fellini had mastered his craft by the mid-'50s. Richard Basehart and Giulietta Masina (Mrs. Fellini) co-star; they, of course, - were in the legendary opener of the La Strada/Bidone/Nights of Cabiria trilogy.</w:t>
+        <w:t>Middle East analysts are divided over whether the Obama administration's policy is a risk that will backfire or represents a pragmatic approach to rapidly changing events in the Arab world. Much depends on how the Muslim Brotherhood is viewed: whether it is a pragmatic organization whose leaders will compromise once in power or a group of extremists who are modifying their rhetoric to disguise their true intentions, Egypt analysts say.</w:t>
         <w:br/>
-        <w:t xml:space="preserve"> </w:t>
+        <w:t>The George W. Bush administration viewed the Brotherhood as a "hostile ideological force," Phillips says. The Obama administration believes it can work with the Brotherhood as a political force, he says.</w:t>
         <w:br/>
-        <w:t>Macario ### (1960, Connoisseur, $ 59.95): An irresistible fable, very well told, about a woodcutter who cuts a deal with ''Death'' to benefit his large family. Three points of interest: 1) This Oscar nominee was, at the time of its release, the most honored Mexican film since Luis Bunuel's 1950 all-timer Los Olvidados; 2) the original story is by B. Traven, the elusive, mysterious author of The Treasure of the Sierra Madre; 3) the film offers U.S. audiences a rare second opportunity to see Pina Pellicer, the suicide (at 24) who starred opposite Marlon Brando in One-Eyed Jacks.</w:t>
+        <w:t>"It certainly has become more accepting of the Brotherhood," says Daniel Serwer,  a professor at Johns Hopkins School of Advanced International Studies in Washington and a scholar at the Middle East Institute, a think tank.</w:t>
         <w:br/>
-        <w:t xml:space="preserve"> </w:t>
+        <w:t>The Muslim Brotherhood is a movement that supports political Islam and opposes Western ideals of governance, spawning Islamist movements that range from the moderate in Jordan to violent jihadists such as Hamas in Gaza. Brotherhood members are forming political parties to vie for power as Arab Spring uprisings oust longtime rulers and pressure others to open up democratically.</w:t>
         <w:br/>
-        <w:t xml:space="preserve"> The Package # 1/2 (1989, Orion, $ 89.98): The forgettable title refers to a mercenary Army vet entrusted to Sarge Gene Hackman, who's soon caught up in international intrigue. Even if The Manchurian Candidate weren't back in circulation, there'd be no reason to catch this scavenger of it and other better movies; it is, though, so don't bother.</w:t>
+        <w:t>The administration may feel it has little choice but to deal with elected Brotherhood leaders in Egypt, a country that had been an ally for years under dictator Hosni Mubarak, Middle East analysts say.</w:t>
         <w:br/>
-        <w:t xml:space="preserve"> TOP MOVIE RENTALS</w:t>
+        <w:t>White House spokesman Jay Carney has said the Obama administration has "broadened our engagement" with emerging parties in Egypt. Administration officials have met with Muslim Brotherhood leaders, and Carney says the White House will judge such leaders on how they act, not on their religious affiliation.</w:t>
         <w:br/>
-        <w:t>Source: Billboard Publications</w:t>
+        <w:t>Some question what engagement will bring, especially on matters of importance such as terrorism and Israel's security.</w:t>
+        <w:br/>
+        <w:t>The Muslim Brotherhood's leadership has said it supports Egypt's international treaties -- the peace treaty with Israel being one -- but some Brotherhood leaders have suggested the treaty should be reviewed.</w:t>
+        <w:br/>
+        <w:t>"They're hostile in the long run to peaceful coexistence with Israel," Phillips says.</w:t>
+        <w:br/>
+        <w:t>It is not clear that a Muslim Brotherhood government in Egypt would cooperate with the U.S. on combating terrorism. Hamas, which the U.S. and Europe consider a terrorist organization, is a Brotherhood offshoot that continues to allow the firing of missiles into Israel.</w:t>
+        <w:br/>
+        <w:t>"It's not going to be business as usual," Hamid says. "They're not going to go along with U.S. objectives and interests as Mubarak did."</w:t>
+        <w:br/>
+        <w:t>The Brotherhood's political agenda has not been made clear. Its platform during the campaign for the parliament and the presidency consisted of calls to elevate Islamic traditions, end corruption and repression and boost the standing of Egypt's impoverished millions. Its religious platform and rhetoric appealed to working-class and poor Egyptians in a way that non-religious parties and liberal politicians from the city never could, some analysts say.</w:t>
+        <w:br/>
+        <w:t>The liberals are popular in the cities "but have trouble connecting with ordinary Egyptians," Hamid says.</w:t>
+        <w:br/>
+        <w:t>Some say the Muslim Brotherhood's commitment to democracy extends only to winning power and its intent is to impose strict Islamic justice at home and a new hostility toward Israel abroad.</w:t>
+        <w:br/>
+        <w:t xml:space="preserve">"They made a tactical decision to use the democratic system to seize power," Phillips says. "Their long-term goals are still very radical." </w:t>
         <w:br/>
         <w:br/>
         <w:t>Graphic</w:t>
@@ -81,11 +97,7 @@
         <w:br/>
         <w:t xml:space="preserve"> </w:t>
         <w:br/>
-        <w:t>b/w, Source: Billboard Publications (chart); PHOTO; b/w, AP (Frank Sinatra)</w:t>
-        <w:br/>
-        <w:t xml:space="preserve"> </w:t>
-        <w:br/>
-        <w:t>CUTLINE: FRANK SINATRA: He's in fine voice in 'Pal Joey.'</w:t>
+        <w:t>photo By Mohammed Abd El Moaty, Egyptian Presidency, via AP Egypt's new president: Mohammed Morsi, shown at a military ceremony last week, challenged the nation's military leaders Sunday by calling for the Islamist-controlled parliament to reconvene.</w:t>
       </w:r>
     </w:p>
     <w:sectPr>
